--- a/docs/approach.docx
+++ b/docs/approach.docx
@@ -62,7 +62,97 @@
         <w:rPr>
           <w:rFonts w:ascii="Calibri" w:hAnsi="Calibri"/>
         </w:rPr>
-        <w:t xml:space="preserve">This document covers Parts 1, 2, and 4 of the exercise. Part 3 — production-grade code for one stage of the pipeline — is the training stage, submitted as the contents of the linked repository  (primarily src/arrears_risk_model/train.py and its dependencies: config.py, data.py, features.py, models.py, evaluate.py).       </w:t>
+        <w:t xml:space="preserve">This document covers Parts 1, 2, and 4 of the exercise. Part 3 — production-grade code for one stage of the pipeline — is the training stage, submitted as the contents of the linked repository  (primarily </w:t>
+      </w:r>
+      <w:hyperlink r:id="rId2">
+        <w:r>
+          <w:rPr>
+            <w:rStyle w:val="InternetLink"/>
+            <w:rFonts w:ascii="Calibri" w:hAnsi="Calibri"/>
+          </w:rPr>
+          <w:t>src/arrears_risk_model/train.py</w:t>
+        </w:r>
+      </w:hyperlink>
+      <w:r>
+        <w:rPr>
+          <w:rFonts w:ascii="Calibri" w:hAnsi="Calibri"/>
+        </w:rPr>
+        <w:t xml:space="preserve"> and its dependencies: </w:t>
+      </w:r>
+      <w:hyperlink r:id="rId3">
+        <w:r>
+          <w:rPr>
+            <w:rStyle w:val="InternetLink"/>
+            <w:rFonts w:ascii="Calibri" w:hAnsi="Calibri"/>
+          </w:rPr>
+          <w:t>config.py</w:t>
+        </w:r>
+      </w:hyperlink>
+      <w:r>
+        <w:rPr>
+          <w:rFonts w:ascii="Calibri" w:hAnsi="Calibri"/>
+        </w:rPr>
+        <w:t xml:space="preserve">, </w:t>
+      </w:r>
+      <w:hyperlink r:id="rId4">
+        <w:r>
+          <w:rPr>
+            <w:rStyle w:val="InternetLink"/>
+            <w:rFonts w:ascii="Calibri" w:hAnsi="Calibri"/>
+          </w:rPr>
+          <w:t>data.py</w:t>
+        </w:r>
+      </w:hyperlink>
+      <w:r>
+        <w:rPr>
+          <w:rFonts w:ascii="Calibri" w:hAnsi="Calibri"/>
+        </w:rPr>
+        <w:t xml:space="preserve">, </w:t>
+      </w:r>
+      <w:hyperlink r:id="rId5">
+        <w:r>
+          <w:rPr>
+            <w:rStyle w:val="InternetLink"/>
+            <w:rFonts w:ascii="Calibri" w:hAnsi="Calibri"/>
+          </w:rPr>
+          <w:t>features.py</w:t>
+        </w:r>
+      </w:hyperlink>
+      <w:r>
+        <w:rPr>
+          <w:rFonts w:ascii="Calibri" w:hAnsi="Calibri"/>
+        </w:rPr>
+        <w:t xml:space="preserve">, </w:t>
+      </w:r>
+      <w:hyperlink r:id="rId6">
+        <w:r>
+          <w:rPr>
+            <w:rStyle w:val="InternetLink"/>
+            <w:rFonts w:ascii="Calibri" w:hAnsi="Calibri"/>
+          </w:rPr>
+          <w:t>models.py</w:t>
+        </w:r>
+      </w:hyperlink>
+      <w:r>
+        <w:rPr>
+          <w:rFonts w:ascii="Calibri" w:hAnsi="Calibri"/>
+        </w:rPr>
+        <w:t xml:space="preserve">, </w:t>
+      </w:r>
+      <w:hyperlink r:id="rId7">
+        <w:r>
+          <w:rPr>
+            <w:rStyle w:val="InternetLink"/>
+            <w:rFonts w:ascii="Calibri" w:hAnsi="Calibri"/>
+          </w:rPr>
+          <w:t>evaluate.py</w:t>
+        </w:r>
+      </w:hyperlink>
+      <w:r>
+        <w:rPr>
+          <w:rFonts w:ascii="Calibri" w:hAnsi="Calibri"/>
+        </w:rPr>
+        <w:t xml:space="preserve">).       </w:t>
       </w:r>
     </w:p>
     <w:p>
@@ -156,8 +246,25 @@
         <w:rPr>
           <w:rFonts w:ascii="Calibri" w:hAnsi="Calibri"/>
         </w:rPr>
-        <w:t xml:space="preserve">Repository: https://github.com/nadinespy/Arrears-Risk-Model     </w:t>
-      </w:r>
+        <w:t xml:space="preserve">Repository: </w:t>
+      </w:r>
+      <w:hyperlink r:id="rId8">
+        <w:r>
+          <w:rPr>
+            <w:rStyle w:val="InternetLink"/>
+            <w:rFonts w:ascii="Calibri" w:hAnsi="Calibri"/>
+          </w:rPr>
+          <w:t>https://github.com/nadinespy/Arrears-Risk-Model</w:t>
+        </w:r>
+      </w:hyperlink>
+      <w:hyperlink r:id="rId9">
+        <w:r>
+          <w:rPr>
+            <w:rFonts w:ascii="Calibri" w:hAnsi="Calibri"/>
+          </w:rPr>
+          <w:t xml:space="preserve">      </w:t>
+        </w:r>
+      </w:hyperlink>
     </w:p>
     <w:p>
       <w:pPr>
@@ -174,7 +281,61 @@
         <w:rPr>
           <w:rFonts w:ascii="Calibri" w:hAnsi="Calibri"/>
         </w:rPr>
-        <w:t>Notebooks (in notebooks/): 01_eda_and_imd.ipynb, 02_clustering.ipynb, 03_modelling.ipynb</w:t>
+        <w:t xml:space="preserve">Notebooks (in notebooks/): </w:t>
+      </w:r>
+    </w:p>
+    <w:p>
+      <w:pPr>
+        <w:pStyle w:val="TextBody"/>
+        <w:numPr>
+          <w:ilvl w:val="1"/>
+          <w:numId w:val="15"/>
+        </w:numPr>
+        <w:rPr>
+          <w:rFonts w:ascii="Calibri" w:hAnsi="Calibri"/>
+        </w:rPr>
+      </w:pPr>
+      <w:r>
+        <w:rPr>
+          <w:rFonts w:ascii="Calibri" w:hAnsi="Calibri"/>
+        </w:rPr>
+        <w:t xml:space="preserve">01_eda_and_imd.ipynb, </w:t>
+      </w:r>
+    </w:p>
+    <w:p>
+      <w:pPr>
+        <w:pStyle w:val="TextBody"/>
+        <w:numPr>
+          <w:ilvl w:val="1"/>
+          <w:numId w:val="15"/>
+        </w:numPr>
+        <w:rPr>
+          <w:rFonts w:ascii="Calibri" w:hAnsi="Calibri"/>
+        </w:rPr>
+      </w:pPr>
+      <w:r>
+        <w:rPr>
+          <w:rFonts w:ascii="Calibri" w:hAnsi="Calibri"/>
+        </w:rPr>
+        <w:t xml:space="preserve">02_clustering.ipynb, </w:t>
+      </w:r>
+    </w:p>
+    <w:p>
+      <w:pPr>
+        <w:pStyle w:val="TextBody"/>
+        <w:numPr>
+          <w:ilvl w:val="1"/>
+          <w:numId w:val="15"/>
+        </w:numPr>
+        <w:rPr>
+          <w:rFonts w:ascii="Calibri" w:hAnsi="Calibri"/>
+        </w:rPr>
+      </w:pPr>
+      <w:r>
+        <w:rPr>
+          <w:rFonts w:ascii="Calibri" w:hAnsi="Calibri"/>
+        </w:rPr>
+        <w:t>03_modelling.ipynb</w:t>
       </w:r>
     </w:p>
     <w:p>
@@ -192,7 +353,22 @@
         <w:rPr>
           <w:rFonts w:ascii="Calibri" w:hAnsi="Calibri"/>
         </w:rPr>
-        <w:t xml:space="preserve">Model card: docs/model_card.md </w:t>
+        <w:t xml:space="preserve">Model card: </w:t>
+      </w:r>
+      <w:hyperlink r:id="rId10">
+        <w:r>
+          <w:rPr>
+            <w:rStyle w:val="InternetLink"/>
+            <w:rFonts w:ascii="Calibri" w:hAnsi="Calibri"/>
+          </w:rPr>
+          <w:t>docs/model_card.md</w:t>
+        </w:r>
+      </w:hyperlink>
+      <w:r>
+        <w:rPr>
+          <w:rFonts w:ascii="Calibri" w:hAnsi="Calibri"/>
+        </w:rPr>
+        <w:t xml:space="preserve"> </w:t>
       </w:r>
     </w:p>
     <w:p>
@@ -414,11 +590,16 @@
               <w:spacing w:before="36" w:after="36"/>
               <w:rPr>
                 <w:rFonts w:ascii="Calibri" w:hAnsi="Calibri"/>
-              </w:rPr>
-            </w:pPr>
-            <w:r>
-              <w:rPr>
-                <w:rFonts w:ascii="Calibri" w:hAnsi="Calibri"/>
+                <w:b/>
+                <w:b/>
+                <w:bCs/>
+              </w:rPr>
+            </w:pPr>
+            <w:r>
+              <w:rPr>
+                <w:rFonts w:ascii="Calibri" w:hAnsi="Calibri"/>
+                <w:b/>
+                <w:bCs/>
               </w:rPr>
               <w:t>Requirement</w:t>
             </w:r>
@@ -438,11 +619,16 @@
               <w:spacing w:before="36" w:after="36"/>
               <w:rPr>
                 <w:rFonts w:ascii="Calibri" w:hAnsi="Calibri"/>
-              </w:rPr>
-            </w:pPr>
-            <w:r>
-              <w:rPr>
-                <w:rFonts w:ascii="Calibri" w:hAnsi="Calibri"/>
+                <w:b/>
+                <w:b/>
+                <w:bCs/>
+              </w:rPr>
+            </w:pPr>
+            <w:r>
+              <w:rPr>
+                <w:rFonts w:ascii="Calibri" w:hAnsi="Calibri"/>
+                <w:b/>
+                <w:bCs/>
               </w:rPr>
               <w:t>Design response</w:t>
             </w:r>
@@ -971,7 +1157,7 @@
                     </pic:cNvPicPr>
                   </pic:nvPicPr>
                   <pic:blipFill>
-                    <a:blip r:embed="rId2"/>
+                    <a:blip r:embed="rId11"/>
                     <a:stretch>
                       <a:fillRect/>
                     </a:stretch>
@@ -1101,11 +1287,16 @@
               <w:spacing w:before="36" w:after="36"/>
               <w:rPr>
                 <w:rFonts w:ascii="Calibri" w:hAnsi="Calibri"/>
-              </w:rPr>
-            </w:pPr>
-            <w:r>
-              <w:rPr>
-                <w:rFonts w:ascii="Calibri" w:hAnsi="Calibri"/>
+                <w:b/>
+                <w:b/>
+                <w:bCs/>
+              </w:rPr>
+            </w:pPr>
+            <w:r>
+              <w:rPr>
+                <w:rFonts w:ascii="Calibri" w:hAnsi="Calibri"/>
+                <w:b/>
+                <w:bCs/>
               </w:rPr>
               <w:t>Item</w:t>
             </w:r>
@@ -1125,11 +1316,16 @@
               <w:spacing w:before="36" w:after="36"/>
               <w:rPr>
                 <w:rFonts w:ascii="Calibri" w:hAnsi="Calibri"/>
-              </w:rPr>
-            </w:pPr>
-            <w:r>
-              <w:rPr>
-                <w:rFonts w:ascii="Calibri" w:hAnsi="Calibri"/>
+                <w:b/>
+                <w:b/>
+                <w:bCs/>
+              </w:rPr>
+            </w:pPr>
+            <w:r>
+              <w:rPr>
+                <w:rFonts w:ascii="Calibri" w:hAnsi="Calibri"/>
+                <w:b/>
+                <w:bCs/>
               </w:rPr>
               <w:t>Detail</w:t>
             </w:r>
@@ -1518,11 +1714,16 @@
               <w:spacing w:before="36" w:after="36"/>
               <w:rPr>
                 <w:rFonts w:ascii="Calibri" w:hAnsi="Calibri"/>
-              </w:rPr>
-            </w:pPr>
-            <w:r>
-              <w:rPr>
-                <w:rFonts w:ascii="Calibri" w:hAnsi="Calibri"/>
+                <w:b/>
+                <w:b/>
+                <w:bCs/>
+              </w:rPr>
+            </w:pPr>
+            <w:r>
+              <w:rPr>
+                <w:rFonts w:ascii="Calibri" w:hAnsi="Calibri"/>
+                <w:b/>
+                <w:bCs/>
               </w:rPr>
               <w:t>Item</w:t>
             </w:r>
@@ -1542,11 +1743,16 @@
               <w:spacing w:before="36" w:after="36"/>
               <w:rPr>
                 <w:rFonts w:ascii="Calibri" w:hAnsi="Calibri"/>
-              </w:rPr>
-            </w:pPr>
-            <w:r>
-              <w:rPr>
-                <w:rFonts w:ascii="Calibri" w:hAnsi="Calibri"/>
+                <w:b/>
+                <w:b/>
+                <w:bCs/>
+              </w:rPr>
+            </w:pPr>
+            <w:r>
+              <w:rPr>
+                <w:rFonts w:ascii="Calibri" w:hAnsi="Calibri"/>
+                <w:b/>
+                <w:bCs/>
               </w:rPr>
               <w:t>Detail</w:t>
             </w:r>
@@ -1786,11 +1992,16 @@
               <w:spacing w:before="36" w:after="36"/>
               <w:rPr>
                 <w:rFonts w:ascii="Calibri" w:hAnsi="Calibri"/>
-              </w:rPr>
-            </w:pPr>
-            <w:r>
-              <w:rPr>
-                <w:rFonts w:ascii="Calibri" w:hAnsi="Calibri"/>
+                <w:b/>
+                <w:b/>
+                <w:bCs/>
+              </w:rPr>
+            </w:pPr>
+            <w:r>
+              <w:rPr>
+                <w:rFonts w:ascii="Calibri" w:hAnsi="Calibri"/>
+                <w:b/>
+                <w:bCs/>
               </w:rPr>
               <w:t>Item</w:t>
             </w:r>
@@ -1810,11 +2021,16 @@
               <w:spacing w:before="36" w:after="36"/>
               <w:rPr>
                 <w:rFonts w:ascii="Calibri" w:hAnsi="Calibri"/>
-              </w:rPr>
-            </w:pPr>
-            <w:r>
-              <w:rPr>
-                <w:rFonts w:ascii="Calibri" w:hAnsi="Calibri"/>
+                <w:b/>
+                <w:b/>
+                <w:bCs/>
+              </w:rPr>
+            </w:pPr>
+            <w:r>
+              <w:rPr>
+                <w:rFonts w:ascii="Calibri" w:hAnsi="Calibri"/>
+                <w:b/>
+                <w:bCs/>
               </w:rPr>
               <w:t>Detail</w:t>
             </w:r>
@@ -2353,11 +2569,20 @@
               <w:spacing w:before="36" w:after="36"/>
               <w:rPr>
                 <w:rFonts w:ascii="Calibri" w:hAnsi="Calibri"/>
-              </w:rPr>
-            </w:pPr>
-            <w:r>
-              <w:rPr>
-                <w:rFonts w:ascii="Calibri" w:hAnsi="Calibri"/>
+                <w:b/>
+                <w:b/>
+                <w:bCs/>
+                <w:sz w:val="24"/>
+                <w:szCs w:val="24"/>
+              </w:rPr>
+            </w:pPr>
+            <w:r>
+              <w:rPr>
+                <w:rFonts w:ascii="Calibri" w:hAnsi="Calibri"/>
+                <w:b/>
+                <w:bCs/>
+                <w:sz w:val="24"/>
+                <w:szCs w:val="24"/>
               </w:rPr>
               <w:t>Item</w:t>
             </w:r>
@@ -2377,11 +2602,20 @@
               <w:spacing w:before="36" w:after="36"/>
               <w:rPr>
                 <w:rFonts w:ascii="Calibri" w:hAnsi="Calibri"/>
-              </w:rPr>
-            </w:pPr>
-            <w:r>
-              <w:rPr>
-                <w:rFonts w:ascii="Calibri" w:hAnsi="Calibri"/>
+                <w:b/>
+                <w:b/>
+                <w:bCs/>
+                <w:sz w:val="24"/>
+                <w:szCs w:val="24"/>
+              </w:rPr>
+            </w:pPr>
+            <w:r>
+              <w:rPr>
+                <w:rFonts w:ascii="Calibri" w:hAnsi="Calibri"/>
+                <w:b/>
+                <w:bCs/>
+                <w:sz w:val="24"/>
+                <w:szCs w:val="24"/>
               </w:rPr>
               <w:t>Detail</w:t>
             </w:r>
@@ -2401,11 +2635,15 @@
               <w:spacing w:before="36" w:after="36"/>
               <w:rPr>
                 <w:rFonts w:ascii="Calibri" w:hAnsi="Calibri"/>
-              </w:rPr>
-            </w:pPr>
-            <w:r>
-              <w:rPr>
-                <w:rFonts w:ascii="Calibri" w:hAnsi="Calibri"/>
+                <w:sz w:val="24"/>
+                <w:szCs w:val="24"/>
+              </w:rPr>
+            </w:pPr>
+            <w:r>
+              <w:rPr>
+                <w:rFonts w:ascii="Calibri" w:hAnsi="Calibri"/>
+                <w:sz w:val="24"/>
+                <w:szCs w:val="24"/>
               </w:rPr>
               <w:t>Models</w:t>
             </w:r>
@@ -2422,11 +2660,15 @@
               <w:spacing w:before="36" w:after="36"/>
               <w:rPr>
                 <w:rFonts w:ascii="Calibri" w:hAnsi="Calibri"/>
-              </w:rPr>
-            </w:pPr>
-            <w:r>
-              <w:rPr>
-                <w:rFonts w:ascii="Calibri" w:hAnsi="Calibri"/>
+                <w:sz w:val="24"/>
+                <w:szCs w:val="24"/>
+              </w:rPr>
+            </w:pPr>
+            <w:r>
+              <w:rPr>
+                <w:rFonts w:ascii="Calibri" w:hAnsi="Calibri"/>
+                <w:sz w:val="24"/>
+                <w:szCs w:val="24"/>
               </w:rPr>
               <w:t>Logistic regression (interpretable baseline) and XGBoost (primary scoring model) trained in parallel</w:t>
             </w:r>
@@ -2446,11 +2688,15 @@
               <w:spacing w:before="36" w:after="36"/>
               <w:rPr>
                 <w:rFonts w:ascii="Calibri" w:hAnsi="Calibri"/>
-              </w:rPr>
-            </w:pPr>
-            <w:r>
-              <w:rPr>
-                <w:rFonts w:ascii="Calibri" w:hAnsi="Calibri"/>
+                <w:sz w:val="24"/>
+                <w:szCs w:val="24"/>
+              </w:rPr>
+            </w:pPr>
+            <w:r>
+              <w:rPr>
+                <w:rFonts w:ascii="Calibri" w:hAnsi="Calibri"/>
+                <w:sz w:val="24"/>
+                <w:szCs w:val="24"/>
               </w:rPr>
               <w:t>Imbalance handling</w:t>
             </w:r>
@@ -2470,6 +2716,8 @@
             <w:r>
               <w:rPr>
                 <w:rFonts w:ascii="Calibri" w:hAnsi="Calibri"/>
+                <w:sz w:val="24"/>
+                <w:szCs w:val="24"/>
               </w:rPr>
               <w:t xml:space="preserve">LR: </w:t>
             </w:r>
@@ -2477,12 +2725,16 @@
               <w:rPr>
                 <w:rStyle w:val="VerbatimChar"/>
                 <w:rFonts w:ascii="Calibri" w:hAnsi="Calibri"/>
+                <w:sz w:val="24"/>
+                <w:szCs w:val="24"/>
               </w:rPr>
               <w:t>class_weight="balanced"</w:t>
             </w:r>
             <w:r>
               <w:rPr>
                 <w:rFonts w:ascii="Calibri" w:hAnsi="Calibri"/>
+                <w:sz w:val="24"/>
+                <w:szCs w:val="24"/>
               </w:rPr>
               <w:t xml:space="preserve">; XGBoost: </w:t>
             </w:r>
@@ -2490,12 +2742,16 @@
               <w:rPr>
                 <w:rStyle w:val="VerbatimChar"/>
                 <w:rFonts w:ascii="Calibri" w:hAnsi="Calibri"/>
+                <w:sz w:val="24"/>
+                <w:szCs w:val="24"/>
               </w:rPr>
               <w:t>scale_pos_weight</w:t>
             </w:r>
             <w:r>
               <w:rPr>
                 <w:rFonts w:ascii="Calibri" w:hAnsi="Calibri"/>
+                <w:sz w:val="24"/>
+                <w:szCs w:val="24"/>
               </w:rPr>
               <w:t xml:space="preserve"> recomputed per fit by </w:t>
             </w:r>
@@ -2503,12 +2759,16 @@
               <w:rPr>
                 <w:rStyle w:val="VerbatimChar"/>
                 <w:rFonts w:ascii="Calibri" w:hAnsi="Calibri"/>
+                <w:sz w:val="24"/>
+                <w:szCs w:val="24"/>
               </w:rPr>
               <w:t>XGBClassifierAutoSPW</w:t>
             </w:r>
             <w:r>
               <w:rPr>
                 <w:rFonts w:ascii="Calibri" w:hAnsi="Calibri"/>
+                <w:sz w:val="24"/>
+                <w:szCs w:val="24"/>
               </w:rPr>
               <w:t xml:space="preserve"> so every CV fold derives its own ratio (~3:1)</w:t>
             </w:r>
@@ -2528,11 +2788,15 @@
               <w:spacing w:before="36" w:after="36"/>
               <w:rPr>
                 <w:rFonts w:ascii="Calibri" w:hAnsi="Calibri"/>
-              </w:rPr>
-            </w:pPr>
-            <w:r>
-              <w:rPr>
-                <w:rFonts w:ascii="Calibri" w:hAnsi="Calibri"/>
+                <w:sz w:val="24"/>
+                <w:szCs w:val="24"/>
+              </w:rPr>
+            </w:pPr>
+            <w:r>
+              <w:rPr>
+                <w:rFonts w:ascii="Calibri" w:hAnsi="Calibri"/>
+                <w:sz w:val="24"/>
+                <w:szCs w:val="24"/>
               </w:rPr>
               <w:t>Hyperparameter tuning</w:t>
             </w:r>
@@ -2553,12 +2817,16 @@
               <w:rPr>
                 <w:rStyle w:val="VerbatimChar"/>
                 <w:rFonts w:ascii="Calibri" w:hAnsi="Calibri"/>
+                <w:sz w:val="24"/>
+                <w:szCs w:val="24"/>
               </w:rPr>
               <w:t>GridSearchCV</w:t>
             </w:r>
             <w:r>
               <w:rPr>
                 <w:rFonts w:ascii="Calibri" w:hAnsi="Calibri"/>
+                <w:sz w:val="24"/>
+                <w:szCs w:val="24"/>
               </w:rPr>
               <w:t xml:space="preserve"> with stratified inner CV on the training set; refit by ROC-AUC. Grids are config-driven (</w:t>
             </w:r>
@@ -2566,12 +2834,16 @@
               <w:rPr>
                 <w:rStyle w:val="VerbatimChar"/>
                 <w:rFonts w:ascii="Calibri" w:hAnsi="Calibri"/>
+                <w:sz w:val="24"/>
+                <w:szCs w:val="24"/>
               </w:rPr>
               <w:t>hyperparameter_search.lr_grid</w:t>
             </w:r>
             <w:r>
               <w:rPr>
                 <w:rFonts w:ascii="Calibri" w:hAnsi="Calibri"/>
+                <w:sz w:val="24"/>
+                <w:szCs w:val="24"/>
               </w:rPr>
               <w:t xml:space="preserve">, </w:t>
             </w:r>
@@ -2579,12 +2851,16 @@
               <w:rPr>
                 <w:rStyle w:val="VerbatimChar"/>
                 <w:rFonts w:ascii="Calibri" w:hAnsi="Calibri"/>
+                <w:sz w:val="24"/>
+                <w:szCs w:val="24"/>
               </w:rPr>
               <w:t>xgb_grid</w:t>
             </w:r>
             <w:r>
               <w:rPr>
                 <w:rFonts w:ascii="Calibri" w:hAnsi="Calibri"/>
+                <w:sz w:val="24"/>
+                <w:szCs w:val="24"/>
               </w:rPr>
               <w:t xml:space="preserve">); enable/disable via </w:t>
             </w:r>
@@ -2592,12 +2868,16 @@
               <w:rPr>
                 <w:rStyle w:val="VerbatimChar"/>
                 <w:rFonts w:ascii="Calibri" w:hAnsi="Calibri"/>
+                <w:sz w:val="24"/>
+                <w:szCs w:val="24"/>
               </w:rPr>
               <w:t>hyperparameter_search.enabled</w:t>
             </w:r>
             <w:r>
               <w:rPr>
                 <w:rFonts w:ascii="Calibri" w:hAnsi="Calibri"/>
+                <w:sz w:val="24"/>
+                <w:szCs w:val="24"/>
               </w:rPr>
               <w:t>. The held-out test set never participates in tuning</w:t>
             </w:r>
@@ -2617,11 +2897,15 @@
               <w:spacing w:before="36" w:after="36"/>
               <w:rPr>
                 <w:rFonts w:ascii="Calibri" w:hAnsi="Calibri"/>
-              </w:rPr>
-            </w:pPr>
-            <w:r>
-              <w:rPr>
-                <w:rFonts w:ascii="Calibri" w:hAnsi="Calibri"/>
+                <w:sz w:val="24"/>
+                <w:szCs w:val="24"/>
+              </w:rPr>
+            </w:pPr>
+            <w:r>
+              <w:rPr>
+                <w:rFonts w:ascii="Calibri" w:hAnsi="Calibri"/>
+                <w:sz w:val="24"/>
+                <w:szCs w:val="24"/>
               </w:rPr>
               <w:t>Validation</w:t>
             </w:r>
@@ -2638,11 +2922,15 @@
               <w:spacing w:before="36" w:after="36"/>
               <w:rPr>
                 <w:rFonts w:ascii="Calibri" w:hAnsi="Calibri"/>
-              </w:rPr>
-            </w:pPr>
-            <w:r>
-              <w:rPr>
-                <w:rFonts w:ascii="Calibri" w:hAnsi="Calibri"/>
+                <w:sz w:val="24"/>
+                <w:szCs w:val="24"/>
+              </w:rPr>
+            </w:pPr>
+            <w:r>
+              <w:rPr>
+                <w:rFonts w:ascii="Calibri" w:hAnsi="Calibri"/>
+                <w:sz w:val="24"/>
+                <w:szCs w:val="24"/>
               </w:rPr>
               <w:t xml:space="preserve">Stratified 80/20 train/test split; held-out test set withheld before any fitting </w:t>
             </w:r>
@@ -2651,12 +2939,16 @@
                 <w:rFonts w:ascii="Calibri" w:hAnsi="Calibri"/>
                 <w:i/>
                 <w:iCs/>
+                <w:sz w:val="24"/>
+                <w:szCs w:val="24"/>
               </w:rPr>
               <w:t>or</w:t>
             </w:r>
             <w:r>
               <w:rPr>
                 <w:rFonts w:ascii="Calibri" w:hAnsi="Calibri"/>
+                <w:sz w:val="24"/>
+                <w:szCs w:val="24"/>
               </w:rPr>
               <w:t xml:space="preserve"> tuning. Cross-validation on the training set provides mean ± std across folds; tuning, when enabled, replaces this with the best configuration’s CV statistics</w:t>
             </w:r>
@@ -2676,11 +2968,15 @@
               <w:spacing w:before="36" w:after="36"/>
               <w:rPr>
                 <w:rFonts w:ascii="Calibri" w:hAnsi="Calibri"/>
-              </w:rPr>
-            </w:pPr>
-            <w:r>
-              <w:rPr>
-                <w:rFonts w:ascii="Calibri" w:hAnsi="Calibri"/>
+                <w:sz w:val="24"/>
+                <w:szCs w:val="24"/>
+              </w:rPr>
+            </w:pPr>
+            <w:r>
+              <w:rPr>
+                <w:rFonts w:ascii="Calibri" w:hAnsi="Calibri"/>
+                <w:sz w:val="24"/>
+                <w:szCs w:val="24"/>
               </w:rPr>
               <w:t>Metrics</w:t>
             </w:r>
@@ -2697,11 +2993,15 @@
               <w:spacing w:before="36" w:after="36"/>
               <w:rPr>
                 <w:rFonts w:ascii="Calibri" w:hAnsi="Calibri"/>
-              </w:rPr>
-            </w:pPr>
-            <w:r>
-              <w:rPr>
-                <w:rFonts w:ascii="Calibri" w:hAnsi="Calibri"/>
+                <w:sz w:val="24"/>
+                <w:szCs w:val="24"/>
+              </w:rPr>
+            </w:pPr>
+            <w:r>
+              <w:rPr>
+                <w:rFonts w:ascii="Calibri" w:hAnsi="Calibri"/>
+                <w:sz w:val="24"/>
+                <w:szCs w:val="24"/>
               </w:rPr>
               <w:t>ROC-AUC, PR-AUC, F1 (threshold 0.5), Brier score, calibration curve</w:t>
             </w:r>
@@ -2721,11 +3021,15 @@
               <w:spacing w:before="36" w:after="36"/>
               <w:rPr>
                 <w:rFonts w:ascii="Calibri" w:hAnsi="Calibri"/>
-              </w:rPr>
-            </w:pPr>
-            <w:r>
-              <w:rPr>
-                <w:rFonts w:ascii="Calibri" w:hAnsi="Calibri"/>
+                <w:sz w:val="24"/>
+                <w:szCs w:val="24"/>
+              </w:rPr>
+            </w:pPr>
+            <w:r>
+              <w:rPr>
+                <w:rFonts w:ascii="Calibri" w:hAnsi="Calibri"/>
+                <w:sz w:val="24"/>
+                <w:szCs w:val="24"/>
               </w:rPr>
               <w:t>Fairness</w:t>
             </w:r>
@@ -2745,6 +3049,8 @@
             <w:r>
               <w:rPr>
                 <w:rFonts w:ascii="Calibri" w:hAnsi="Calibri"/>
+                <w:sz w:val="24"/>
+                <w:szCs w:val="24"/>
               </w:rPr>
               <w:t xml:space="preserve">Descriptive sliced metrics (selection rate, TPR, FPR, precision, ROC-AUC) computed per value of </w:t>
             </w:r>
@@ -2752,12 +3058,16 @@
               <w:rPr>
                 <w:rStyle w:val="VerbatimChar"/>
                 <w:rFonts w:ascii="Calibri" w:hAnsi="Calibri"/>
+                <w:sz w:val="24"/>
+                <w:szCs w:val="24"/>
               </w:rPr>
               <w:t>disability</w:t>
             </w:r>
             <w:r>
               <w:rPr>
                 <w:rFonts w:ascii="Calibri" w:hAnsi="Calibri"/>
+                <w:sz w:val="24"/>
+                <w:szCs w:val="24"/>
               </w:rPr>
               <w:t xml:space="preserve">, </w:t>
             </w:r>
@@ -2765,12 +3075,16 @@
               <w:rPr>
                 <w:rStyle w:val="VerbatimChar"/>
                 <w:rFonts w:ascii="Calibri" w:hAnsi="Calibri"/>
+                <w:sz w:val="24"/>
+                <w:szCs w:val="24"/>
               </w:rPr>
               <w:t>household_type</w:t>
             </w:r>
             <w:r>
               <w:rPr>
                 <w:rFonts w:ascii="Calibri" w:hAnsi="Calibri"/>
+                <w:sz w:val="24"/>
+                <w:szCs w:val="24"/>
               </w:rPr>
               <w:t xml:space="preserve">, </w:t>
             </w:r>
@@ -2778,12 +3092,16 @@
               <w:rPr>
                 <w:rStyle w:val="VerbatimChar"/>
                 <w:rFonts w:ascii="Calibri" w:hAnsi="Calibri"/>
+                <w:sz w:val="24"/>
+                <w:szCs w:val="24"/>
               </w:rPr>
               <w:t>age_bracket</w:t>
             </w:r>
             <w:r>
               <w:rPr>
                 <w:rFonts w:ascii="Calibri" w:hAnsi="Calibri"/>
+                <w:sz w:val="24"/>
+                <w:szCs w:val="24"/>
               </w:rPr>
               <w:t xml:space="preserve"> — surfaced in </w:t>
             </w:r>
@@ -2791,12 +3109,16 @@
               <w:rPr>
                 <w:rStyle w:val="VerbatimChar"/>
                 <w:rFonts w:ascii="Calibri" w:hAnsi="Calibri"/>
+                <w:sz w:val="24"/>
+                <w:szCs w:val="24"/>
               </w:rPr>
               <w:t>metadata.json</w:t>
             </w:r>
             <w:r>
               <w:rPr>
                 <w:rFonts w:ascii="Calibri" w:hAnsi="Calibri"/>
+                <w:sz w:val="24"/>
+                <w:szCs w:val="24"/>
               </w:rPr>
               <w:t>, no automated gate</w:t>
             </w:r>
@@ -2816,11 +3138,15 @@
               <w:spacing w:before="36" w:after="36"/>
               <w:rPr>
                 <w:rFonts w:ascii="Calibri" w:hAnsi="Calibri"/>
-              </w:rPr>
-            </w:pPr>
-            <w:r>
-              <w:rPr>
-                <w:rFonts w:ascii="Calibri" w:hAnsi="Calibri"/>
+                <w:sz w:val="24"/>
+                <w:szCs w:val="24"/>
+              </w:rPr>
+            </w:pPr>
+            <w:r>
+              <w:rPr>
+                <w:rFonts w:ascii="Calibri" w:hAnsi="Calibri"/>
+                <w:sz w:val="24"/>
+                <w:szCs w:val="24"/>
               </w:rPr>
               <w:t>Libraries</w:t>
             </w:r>
@@ -2841,12 +3167,16 @@
               <w:rPr>
                 <w:rStyle w:val="VerbatimChar"/>
                 <w:rFonts w:ascii="Calibri" w:hAnsi="Calibri"/>
+                <w:sz w:val="24"/>
+                <w:szCs w:val="24"/>
               </w:rPr>
               <w:t>scikit-learn</w:t>
             </w:r>
             <w:r>
               <w:rPr>
                 <w:rFonts w:ascii="Calibri" w:hAnsi="Calibri"/>
+                <w:sz w:val="24"/>
+                <w:szCs w:val="24"/>
               </w:rPr>
               <w:t xml:space="preserve">, </w:t>
             </w:r>
@@ -2854,12 +3184,16 @@
               <w:rPr>
                 <w:rStyle w:val="VerbatimChar"/>
                 <w:rFonts w:ascii="Calibri" w:hAnsi="Calibri"/>
+                <w:sz w:val="24"/>
+                <w:szCs w:val="24"/>
               </w:rPr>
               <w:t>xgboost</w:t>
             </w:r>
             <w:r>
               <w:rPr>
                 <w:rFonts w:ascii="Calibri" w:hAnsi="Calibri"/>
+                <w:sz w:val="24"/>
+                <w:szCs w:val="24"/>
               </w:rPr>
               <w:t xml:space="preserve">, </w:t>
             </w:r>
@@ -2867,12 +3201,16 @@
               <w:rPr>
                 <w:rStyle w:val="VerbatimChar"/>
                 <w:rFonts w:ascii="Calibri" w:hAnsi="Calibri"/>
+                <w:sz w:val="24"/>
+                <w:szCs w:val="24"/>
               </w:rPr>
               <w:t>shap</w:t>
             </w:r>
             <w:r>
               <w:rPr>
                 <w:rFonts w:ascii="Calibri" w:hAnsi="Calibri"/>
+                <w:sz w:val="24"/>
+                <w:szCs w:val="24"/>
               </w:rPr>
               <w:t xml:space="preserve">, </w:t>
             </w:r>
@@ -2880,12 +3218,16 @@
               <w:rPr>
                 <w:rStyle w:val="VerbatimChar"/>
                 <w:rFonts w:ascii="Calibri" w:hAnsi="Calibri"/>
+                <w:sz w:val="24"/>
+                <w:szCs w:val="24"/>
               </w:rPr>
               <w:t>pydantic</w:t>
             </w:r>
             <w:r>
               <w:rPr>
                 <w:rFonts w:ascii="Calibri" w:hAnsi="Calibri"/>
+                <w:sz w:val="24"/>
+                <w:szCs w:val="24"/>
               </w:rPr>
               <w:t xml:space="preserve"> (typed result objects)</w:t>
             </w:r>
@@ -2905,11 +3247,15 @@
               <w:spacing w:before="36" w:after="36"/>
               <w:rPr>
                 <w:rFonts w:ascii="Calibri" w:hAnsi="Calibri"/>
-              </w:rPr>
-            </w:pPr>
-            <w:r>
-              <w:rPr>
-                <w:rFonts w:ascii="Calibri" w:hAnsi="Calibri"/>
+                <w:sz w:val="24"/>
+                <w:szCs w:val="24"/>
+              </w:rPr>
+            </w:pPr>
+            <w:r>
+              <w:rPr>
+                <w:rFonts w:ascii="Calibri" w:hAnsi="Calibri"/>
+                <w:sz w:val="24"/>
+                <w:szCs w:val="24"/>
               </w:rPr>
               <w:t>Serialisation</w:t>
             </w:r>
@@ -2930,12 +3276,16 @@
               <w:rPr>
                 <w:rStyle w:val="VerbatimChar"/>
                 <w:rFonts w:ascii="Calibri" w:hAnsi="Calibri"/>
+                <w:sz w:val="24"/>
+                <w:szCs w:val="24"/>
               </w:rPr>
               <w:t>joblib</w:t>
             </w:r>
             <w:r>
               <w:rPr>
                 <w:rFonts w:ascii="Calibri" w:hAnsi="Calibri"/>
+                <w:sz w:val="24"/>
+                <w:szCs w:val="24"/>
               </w:rPr>
               <w:t xml:space="preserve"> — one </w:t>
             </w:r>
@@ -2943,12 +3293,16 @@
               <w:rPr>
                 <w:rStyle w:val="VerbatimChar"/>
                 <w:rFonts w:ascii="Calibri" w:hAnsi="Calibri"/>
+                <w:sz w:val="24"/>
+                <w:szCs w:val="24"/>
               </w:rPr>
               <w:t>.joblib</w:t>
             </w:r>
             <w:r>
               <w:rPr>
                 <w:rFonts w:ascii="Calibri" w:hAnsi="Calibri"/>
+                <w:sz w:val="24"/>
+                <w:szCs w:val="24"/>
               </w:rPr>
               <w:t xml:space="preserve"> per model per run, stored in </w:t>
             </w:r>
@@ -2956,12 +3310,16 @@
               <w:rPr>
                 <w:rStyle w:val="VerbatimChar"/>
                 <w:rFonts w:ascii="Calibri" w:hAnsi="Calibri"/>
+                <w:sz w:val="24"/>
+                <w:szCs w:val="24"/>
               </w:rPr>
               <w:t>models/{timestamp}/</w:t>
             </w:r>
             <w:r>
               <w:rPr>
                 <w:rFonts w:ascii="Calibri" w:hAnsi="Calibri"/>
+                <w:sz w:val="24"/>
+                <w:szCs w:val="24"/>
               </w:rPr>
               <w:t xml:space="preserve"> alongside </w:t>
             </w:r>
@@ -2969,6 +3327,8 @@
               <w:rPr>
                 <w:rStyle w:val="VerbatimChar"/>
                 <w:rFonts w:ascii="Calibri" w:hAnsi="Calibri"/>
+                <w:sz w:val="24"/>
+                <w:szCs w:val="24"/>
               </w:rPr>
               <w:t>metadata.json</w:t>
             </w:r>
@@ -2988,11 +3348,15 @@
               <w:spacing w:before="36" w:after="36"/>
               <w:rPr>
                 <w:rFonts w:ascii="Calibri" w:hAnsi="Calibri"/>
-              </w:rPr>
-            </w:pPr>
-            <w:r>
-              <w:rPr>
-                <w:rFonts w:ascii="Calibri" w:hAnsi="Calibri"/>
+                <w:sz w:val="24"/>
+                <w:szCs w:val="24"/>
+              </w:rPr>
+            </w:pPr>
+            <w:r>
+              <w:rPr>
+                <w:rFonts w:ascii="Calibri" w:hAnsi="Calibri"/>
+                <w:sz w:val="24"/>
+                <w:szCs w:val="24"/>
               </w:rPr>
               <w:t>Decisions</w:t>
             </w:r>
@@ -3009,11 +3373,15 @@
               <w:spacing w:before="36" w:after="36"/>
               <w:rPr>
                 <w:rFonts w:ascii="Calibri" w:hAnsi="Calibri"/>
-              </w:rPr>
-            </w:pPr>
-            <w:r>
-              <w:rPr>
-                <w:rFonts w:ascii="Calibri" w:hAnsi="Calibri"/>
+                <w:sz w:val="24"/>
+                <w:szCs w:val="24"/>
+              </w:rPr>
+            </w:pPr>
+            <w:r>
+              <w:rPr>
+                <w:rFonts w:ascii="Calibri" w:hAnsi="Calibri"/>
+                <w:sz w:val="24"/>
+                <w:szCs w:val="24"/>
               </w:rPr>
               <w:t>Two models rather than one: LR provides linear explainability and a calibrated probability baseline; XGBoost provides better ranking performance. Keeping both lets the council choose the operating model per use case. No automated fairness deployment gate — this is a deliberate policy decision (see Chouldechova 2017: satisfying all fairness criteria simultaneously is mathematically impossible when base rates differ across groups)</w:t>
             </w:r>
@@ -3084,11 +3452,20 @@
               <w:spacing w:before="36" w:after="36"/>
               <w:rPr>
                 <w:rFonts w:ascii="Calibri" w:hAnsi="Calibri"/>
-              </w:rPr>
-            </w:pPr>
-            <w:r>
-              <w:rPr>
-                <w:rFonts w:ascii="Calibri" w:hAnsi="Calibri"/>
+                <w:b/>
+                <w:b/>
+                <w:bCs/>
+                <w:sz w:val="24"/>
+                <w:szCs w:val="24"/>
+              </w:rPr>
+            </w:pPr>
+            <w:r>
+              <w:rPr>
+                <w:rFonts w:ascii="Calibri" w:hAnsi="Calibri"/>
+                <w:b/>
+                <w:bCs/>
+                <w:sz w:val="24"/>
+                <w:szCs w:val="24"/>
               </w:rPr>
               <w:t>Item</w:t>
             </w:r>
@@ -3108,11 +3485,20 @@
               <w:spacing w:before="36" w:after="36"/>
               <w:rPr>
                 <w:rFonts w:ascii="Calibri" w:hAnsi="Calibri"/>
-              </w:rPr>
-            </w:pPr>
-            <w:r>
-              <w:rPr>
-                <w:rFonts w:ascii="Calibri" w:hAnsi="Calibri"/>
+                <w:b/>
+                <w:b/>
+                <w:bCs/>
+                <w:sz w:val="24"/>
+                <w:szCs w:val="24"/>
+              </w:rPr>
+            </w:pPr>
+            <w:r>
+              <w:rPr>
+                <w:rFonts w:ascii="Calibri" w:hAnsi="Calibri"/>
+                <w:b/>
+                <w:bCs/>
+                <w:sz w:val="24"/>
+                <w:szCs w:val="24"/>
               </w:rPr>
               <w:t>Detail</w:t>
             </w:r>
@@ -3132,11 +3518,15 @@
               <w:spacing w:before="36" w:after="36"/>
               <w:rPr>
                 <w:rFonts w:ascii="Calibri" w:hAnsi="Calibri"/>
-              </w:rPr>
-            </w:pPr>
-            <w:r>
-              <w:rPr>
-                <w:rFonts w:ascii="Calibri" w:hAnsi="Calibri"/>
+                <w:sz w:val="24"/>
+                <w:szCs w:val="24"/>
+              </w:rPr>
+            </w:pPr>
+            <w:r>
+              <w:rPr>
+                <w:rFonts w:ascii="Calibri" w:hAnsi="Calibri"/>
+                <w:sz w:val="24"/>
+                <w:szCs w:val="24"/>
               </w:rPr>
               <w:t>Process</w:t>
             </w:r>
@@ -3156,6 +3546,8 @@
             <w:r>
               <w:rPr>
                 <w:rFonts w:ascii="Calibri" w:hAnsi="Calibri"/>
+                <w:sz w:val="24"/>
+                <w:szCs w:val="24"/>
               </w:rPr>
               <w:t xml:space="preserve">Load latest pipeline; score all households with </w:t>
             </w:r>
@@ -3163,12 +3555,16 @@
               <w:rPr>
                 <w:rStyle w:val="VerbatimChar"/>
                 <w:rFonts w:ascii="Calibri" w:hAnsi="Calibri"/>
+                <w:sz w:val="24"/>
+                <w:szCs w:val="24"/>
               </w:rPr>
               <w:t>predict_proba</w:t>
             </w:r>
             <w:r>
               <w:rPr>
                 <w:rFonts w:ascii="Calibri" w:hAnsi="Calibri"/>
+                <w:sz w:val="24"/>
+                <w:szCs w:val="24"/>
               </w:rPr>
               <w:t>; apply equity overlay; sort descending by composite score; write ranked CSV</w:t>
             </w:r>
@@ -3188,11 +3584,15 @@
               <w:spacing w:before="36" w:after="36"/>
               <w:rPr>
                 <w:rFonts w:ascii="Calibri" w:hAnsi="Calibri"/>
-              </w:rPr>
-            </w:pPr>
-            <w:r>
-              <w:rPr>
-                <w:rFonts w:ascii="Calibri" w:hAnsi="Calibri"/>
+                <w:sz w:val="24"/>
+                <w:szCs w:val="24"/>
+              </w:rPr>
+            </w:pPr>
+            <w:r>
+              <w:rPr>
+                <w:rFonts w:ascii="Calibri" w:hAnsi="Calibri"/>
+                <w:sz w:val="24"/>
+                <w:szCs w:val="24"/>
               </w:rPr>
               <w:t>Equity overlay</w:t>
             </w:r>
@@ -3212,6 +3612,8 @@
             <w:r>
               <w:rPr>
                 <w:rFonts w:ascii="Calibri" w:hAnsi="Calibri"/>
+                <w:sz w:val="24"/>
+                <w:szCs w:val="24"/>
               </w:rPr>
               <w:t xml:space="preserve">Additive: </w:t>
             </w:r>
@@ -3219,12 +3621,16 @@
               <w:rPr>
                 <w:rStyle w:val="VerbatimChar"/>
                 <w:rFonts w:ascii="Calibri" w:hAnsi="Calibri"/>
+                <w:sz w:val="24"/>
+                <w:szCs w:val="24"/>
               </w:rPr>
               <w:t>+config.equity.children</w:t>
             </w:r>
             <w:r>
               <w:rPr>
                 <w:rFonts w:ascii="Calibri" w:hAnsi="Calibri"/>
+                <w:sz w:val="24"/>
+                <w:szCs w:val="24"/>
               </w:rPr>
               <w:t xml:space="preserve"> if household has dependent children or FSM-eligible; </w:t>
             </w:r>
@@ -3232,12 +3638,16 @@
               <w:rPr>
                 <w:rStyle w:val="VerbatimChar"/>
                 <w:rFonts w:ascii="Calibri" w:hAnsi="Calibri"/>
+                <w:sz w:val="24"/>
+                <w:szCs w:val="24"/>
               </w:rPr>
               <w:t>+config.equity.disability</w:t>
             </w:r>
             <w:r>
               <w:rPr>
                 <w:rFonts w:ascii="Calibri" w:hAnsi="Calibri"/>
+                <w:sz w:val="24"/>
+                <w:szCs w:val="24"/>
               </w:rPr>
               <w:t xml:space="preserve"> if disabled member. Default +0.05 each — configurable in YAML without code changes</w:t>
             </w:r>
@@ -3257,11 +3667,15 @@
               <w:spacing w:before="36" w:after="36"/>
               <w:rPr>
                 <w:rFonts w:ascii="Calibri" w:hAnsi="Calibri"/>
-              </w:rPr>
-            </w:pPr>
-            <w:r>
-              <w:rPr>
-                <w:rFonts w:ascii="Calibri" w:hAnsi="Calibri"/>
+                <w:sz w:val="24"/>
+                <w:szCs w:val="24"/>
+              </w:rPr>
+            </w:pPr>
+            <w:r>
+              <w:rPr>
+                <w:rFonts w:ascii="Calibri" w:hAnsi="Calibri"/>
+                <w:sz w:val="24"/>
+                <w:szCs w:val="24"/>
               </w:rPr>
               <w:t>Output</w:t>
             </w:r>
@@ -3282,12 +3696,16 @@
               <w:rPr>
                 <w:rStyle w:val="VerbatimChar"/>
                 <w:rFonts w:ascii="Calibri" w:hAnsi="Calibri"/>
+                <w:sz w:val="24"/>
+                <w:szCs w:val="24"/>
               </w:rPr>
               <w:t>outputs/{timestamp}_predictions.csv</w:t>
             </w:r>
             <w:r>
               <w:rPr>
                 <w:rFonts w:ascii="Calibri" w:hAnsi="Calibri"/>
+                <w:sz w:val="24"/>
+                <w:szCs w:val="24"/>
               </w:rPr>
               <w:t xml:space="preserve"> with columns: </w:t>
             </w:r>
@@ -3295,12 +3713,16 @@
               <w:rPr>
                 <w:rStyle w:val="VerbatimChar"/>
                 <w:rFonts w:ascii="Calibri" w:hAnsi="Calibri"/>
+                <w:sz w:val="24"/>
+                <w:szCs w:val="24"/>
               </w:rPr>
               <w:t>reference</w:t>
             </w:r>
             <w:r>
               <w:rPr>
                 <w:rFonts w:ascii="Calibri" w:hAnsi="Calibri"/>
+                <w:sz w:val="24"/>
+                <w:szCs w:val="24"/>
               </w:rPr>
               <w:t xml:space="preserve">, </w:t>
             </w:r>
@@ -3308,12 +3730,16 @@
               <w:rPr>
                 <w:rStyle w:val="VerbatimChar"/>
                 <w:rFonts w:ascii="Calibri" w:hAnsi="Calibri"/>
+                <w:sz w:val="24"/>
+                <w:szCs w:val="24"/>
               </w:rPr>
               <w:t>predicted_proba</w:t>
             </w:r>
             <w:r>
               <w:rPr>
                 <w:rFonts w:ascii="Calibri" w:hAnsi="Calibri"/>
+                <w:sz w:val="24"/>
+                <w:szCs w:val="24"/>
               </w:rPr>
               <w:t xml:space="preserve">, </w:t>
             </w:r>
@@ -3321,12 +3747,16 @@
               <w:rPr>
                 <w:rStyle w:val="VerbatimChar"/>
                 <w:rFonts w:ascii="Calibri" w:hAnsi="Calibri"/>
+                <w:sz w:val="24"/>
+                <w:szCs w:val="24"/>
               </w:rPr>
               <w:t>composite_score</w:t>
             </w:r>
             <w:r>
               <w:rPr>
                 <w:rFonts w:ascii="Calibri" w:hAnsi="Calibri"/>
+                <w:sz w:val="24"/>
+                <w:szCs w:val="24"/>
               </w:rPr>
               <w:t xml:space="preserve">, </w:t>
             </w:r>
@@ -3334,6 +3764,8 @@
               <w:rPr>
                 <w:rStyle w:val="VerbatimChar"/>
                 <w:rFonts w:ascii="Calibri" w:hAnsi="Calibri"/>
+                <w:sz w:val="24"/>
+                <w:szCs w:val="24"/>
               </w:rPr>
               <w:t>rank</w:t>
             </w:r>
@@ -3353,11 +3785,15 @@
               <w:spacing w:before="36" w:after="36"/>
               <w:rPr>
                 <w:rFonts w:ascii="Calibri" w:hAnsi="Calibri"/>
-              </w:rPr>
-            </w:pPr>
-            <w:r>
-              <w:rPr>
-                <w:rFonts w:ascii="Calibri" w:hAnsi="Calibri"/>
+                <w:sz w:val="24"/>
+                <w:szCs w:val="24"/>
+              </w:rPr>
+            </w:pPr>
+            <w:r>
+              <w:rPr>
+                <w:rFonts w:ascii="Calibri" w:hAnsi="Calibri"/>
+                <w:sz w:val="24"/>
+                <w:szCs w:val="24"/>
               </w:rPr>
               <w:t>Libraries</w:t>
             </w:r>
@@ -3378,12 +3814,16 @@
               <w:rPr>
                 <w:rStyle w:val="VerbatimChar"/>
                 <w:rFonts w:ascii="Calibri" w:hAnsi="Calibri"/>
+                <w:sz w:val="24"/>
+                <w:szCs w:val="24"/>
               </w:rPr>
               <w:t>pandas</w:t>
             </w:r>
             <w:r>
               <w:rPr>
                 <w:rFonts w:ascii="Calibri" w:hAnsi="Calibri"/>
+                <w:sz w:val="24"/>
+                <w:szCs w:val="24"/>
               </w:rPr>
               <w:t xml:space="preserve">, </w:t>
             </w:r>
@@ -3391,6 +3831,8 @@
               <w:rPr>
                 <w:rStyle w:val="VerbatimChar"/>
                 <w:rFonts w:ascii="Calibri" w:hAnsi="Calibri"/>
+                <w:sz w:val="24"/>
+                <w:szCs w:val="24"/>
               </w:rPr>
               <w:t>joblib</w:t>
             </w:r>
@@ -3410,11 +3852,15 @@
               <w:spacing w:before="36" w:after="36"/>
               <w:rPr>
                 <w:rFonts w:ascii="Calibri" w:hAnsi="Calibri"/>
-              </w:rPr>
-            </w:pPr>
-            <w:r>
-              <w:rPr>
-                <w:rFonts w:ascii="Calibri" w:hAnsi="Calibri"/>
+                <w:sz w:val="24"/>
+                <w:szCs w:val="24"/>
+              </w:rPr>
+            </w:pPr>
+            <w:r>
+              <w:rPr>
+                <w:rFonts w:ascii="Calibri" w:hAnsi="Calibri"/>
+                <w:sz w:val="24"/>
+                <w:szCs w:val="24"/>
               </w:rPr>
               <w:t>Decisions</w:t>
             </w:r>
@@ -3431,11 +3877,15 @@
               <w:spacing w:before="36" w:after="36"/>
               <w:rPr>
                 <w:rFonts w:ascii="Calibri" w:hAnsi="Calibri"/>
-              </w:rPr>
-            </w:pPr>
-            <w:r>
-              <w:rPr>
-                <w:rFonts w:ascii="Calibri" w:hAnsi="Calibri"/>
+                <w:sz w:val="24"/>
+                <w:szCs w:val="24"/>
+              </w:rPr>
+            </w:pPr>
+            <w:r>
+              <w:rPr>
+                <w:rFonts w:ascii="Calibri" w:hAnsi="Calibri"/>
+                <w:sz w:val="24"/>
+                <w:szCs w:val="24"/>
               </w:rPr>
               <w:t>Additive overlay chosen over multiplicative because it is interpretable and auditable: the uplift is a fixed amount visible in the score column, not a hidden transformation. Additive form is only meaningful if the model is reasonably calibrated — Brier score is tracked to confirm this</w:t>
             </w:r>
@@ -3506,11 +3956,16 @@
               <w:spacing w:before="36" w:after="36"/>
               <w:rPr>
                 <w:rFonts w:ascii="Calibri" w:hAnsi="Calibri"/>
-              </w:rPr>
-            </w:pPr>
-            <w:r>
-              <w:rPr>
-                <w:rFonts w:ascii="Calibri" w:hAnsi="Calibri"/>
+                <w:b/>
+                <w:b/>
+                <w:bCs/>
+              </w:rPr>
+            </w:pPr>
+            <w:r>
+              <w:rPr>
+                <w:rFonts w:ascii="Calibri" w:hAnsi="Calibri"/>
+                <w:b/>
+                <w:bCs/>
               </w:rPr>
               <w:t>Item</w:t>
             </w:r>
@@ -3530,11 +3985,16 @@
               <w:spacing w:before="36" w:after="36"/>
               <w:rPr>
                 <w:rFonts w:ascii="Calibri" w:hAnsi="Calibri"/>
-              </w:rPr>
-            </w:pPr>
-            <w:r>
-              <w:rPr>
-                <w:rFonts w:ascii="Calibri" w:hAnsi="Calibri"/>
+                <w:b/>
+                <w:b/>
+                <w:bCs/>
+              </w:rPr>
+            </w:pPr>
+            <w:r>
+              <w:rPr>
+                <w:rFonts w:ascii="Calibri" w:hAnsi="Calibri"/>
+                <w:b/>
+                <w:bCs/>
               </w:rPr>
               <w:t>Detail</w:t>
             </w:r>
@@ -3554,11 +4014,15 @@
               <w:spacing w:before="36" w:after="36"/>
               <w:rPr>
                 <w:rFonts w:ascii="Calibri" w:hAnsi="Calibri"/>
-              </w:rPr>
-            </w:pPr>
-            <w:r>
-              <w:rPr>
-                <w:rFonts w:ascii="Calibri" w:hAnsi="Calibri"/>
+                <w:sz w:val="24"/>
+                <w:szCs w:val="24"/>
+              </w:rPr>
+            </w:pPr>
+            <w:r>
+              <w:rPr>
+                <w:rFonts w:ascii="Calibri" w:hAnsi="Calibri"/>
+                <w:sz w:val="24"/>
+                <w:szCs w:val="24"/>
               </w:rPr>
               <w:t>Deployment mode</w:t>
             </w:r>
@@ -3575,11 +4039,15 @@
               <w:spacing w:before="36" w:after="36"/>
               <w:rPr>
                 <w:rFonts w:ascii="Calibri" w:hAnsi="Calibri"/>
-              </w:rPr>
-            </w:pPr>
-            <w:r>
-              <w:rPr>
-                <w:rFonts w:ascii="Calibri" w:hAnsi="Calibri"/>
+                <w:sz w:val="24"/>
+                <w:szCs w:val="24"/>
+              </w:rPr>
+            </w:pPr>
+            <w:r>
+              <w:rPr>
+                <w:rFonts w:ascii="Calibri" w:hAnsi="Calibri"/>
+                <w:sz w:val="24"/>
+                <w:szCs w:val="24"/>
               </w:rPr>
               <w:t>Batch-only; no real-time API serving (not needed for weekly/monthly prioritisation)</w:t>
             </w:r>
@@ -3599,11 +4067,15 @@
               <w:spacing w:before="36" w:after="36"/>
               <w:rPr>
                 <w:rFonts w:ascii="Calibri" w:hAnsi="Calibri"/>
-              </w:rPr>
-            </w:pPr>
-            <w:r>
-              <w:rPr>
-                <w:rFonts w:ascii="Calibri" w:hAnsi="Calibri"/>
+                <w:sz w:val="24"/>
+                <w:szCs w:val="24"/>
+              </w:rPr>
+            </w:pPr>
+            <w:r>
+              <w:rPr>
+                <w:rFonts w:ascii="Calibri" w:hAnsi="Calibri"/>
+                <w:sz w:val="24"/>
+                <w:szCs w:val="24"/>
               </w:rPr>
               <w:t>Entry points</w:t>
             </w:r>
@@ -3624,12 +4096,16 @@
               <w:rPr>
                 <w:rStyle w:val="VerbatimChar"/>
                 <w:rFonts w:ascii="Calibri" w:hAnsi="Calibri"/>
+                <w:sz w:val="24"/>
+                <w:szCs w:val="24"/>
               </w:rPr>
               <w:t>arrears-train</w:t>
             </w:r>
             <w:r>
               <w:rPr>
                 <w:rFonts w:ascii="Calibri" w:hAnsi="Calibri"/>
+                <w:sz w:val="24"/>
+                <w:szCs w:val="24"/>
               </w:rPr>
               <w:t xml:space="preserve"> and </w:t>
             </w:r>
@@ -3637,12 +4113,16 @@
               <w:rPr>
                 <w:rStyle w:val="VerbatimChar"/>
                 <w:rFonts w:ascii="Calibri" w:hAnsi="Calibri"/>
+                <w:sz w:val="24"/>
+                <w:szCs w:val="24"/>
               </w:rPr>
               <w:t>arrears-predict</w:t>
             </w:r>
             <w:r>
               <w:rPr>
                 <w:rFonts w:ascii="Calibri" w:hAnsi="Calibri"/>
+                <w:sz w:val="24"/>
+                <w:szCs w:val="24"/>
               </w:rPr>
               <w:t xml:space="preserve"> — installed scripts via </w:t>
             </w:r>
@@ -3650,8 +4130,10 @@
               <w:rPr>
                 <w:rStyle w:val="VerbatimChar"/>
                 <w:rFonts w:ascii="Calibri" w:hAnsi="Calibri"/>
-              </w:rPr>
-              <w:t>pyproject.toml</w:t>
+                <w:sz w:val="24"/>
+                <w:szCs w:val="24"/>
+              </w:rPr>
+              <w:t>pyproject.toml; arrears-predict accepts --input &lt;path&gt; to score a fresh monthly export without editing config or env vars points (equivalent to ARM_PATHS__HOUSEHOLD_DATA=&lt;path&gt;).</w:t>
             </w:r>
           </w:p>
         </w:tc>
@@ -3669,11 +4151,15 @@
               <w:spacing w:before="36" w:after="36"/>
               <w:rPr>
                 <w:rFonts w:ascii="Calibri" w:hAnsi="Calibri"/>
-              </w:rPr>
-            </w:pPr>
-            <w:r>
-              <w:rPr>
-                <w:rFonts w:ascii="Calibri" w:hAnsi="Calibri"/>
+                <w:sz w:val="24"/>
+                <w:szCs w:val="24"/>
+              </w:rPr>
+            </w:pPr>
+            <w:r>
+              <w:rPr>
+                <w:rFonts w:ascii="Calibri" w:hAnsi="Calibri"/>
+                <w:sz w:val="24"/>
+                <w:szCs w:val="24"/>
               </w:rPr>
               <w:t>Configuration</w:t>
             </w:r>
@@ -3694,12 +4180,16 @@
               <w:rPr>
                 <w:rStyle w:val="VerbatimChar"/>
                 <w:rFonts w:ascii="Calibri" w:hAnsi="Calibri"/>
+                <w:sz w:val="24"/>
+                <w:szCs w:val="24"/>
               </w:rPr>
               <w:t>config/default.yaml</w:t>
             </w:r>
             <w:r>
               <w:rPr>
                 <w:rFonts w:ascii="Calibri" w:hAnsi="Calibri"/>
+                <w:sz w:val="24"/>
+                <w:szCs w:val="24"/>
               </w:rPr>
               <w:t xml:space="preserve"> + </w:t>
             </w:r>
@@ -3707,12 +4197,16 @@
               <w:rPr>
                 <w:rStyle w:val="VerbatimChar"/>
                 <w:rFonts w:ascii="Calibri" w:hAnsi="Calibri"/>
+                <w:sz w:val="24"/>
+                <w:szCs w:val="24"/>
               </w:rPr>
               <w:t>ARM_*</w:t>
             </w:r>
             <w:r>
               <w:rPr>
                 <w:rFonts w:ascii="Calibri" w:hAnsi="Calibri"/>
+                <w:sz w:val="24"/>
+                <w:szCs w:val="24"/>
               </w:rPr>
               <w:t xml:space="preserve"> environment variable overrides (double-underscore nested delimiter); validated by </w:t>
             </w:r>
@@ -3720,6 +4214,8 @@
               <w:rPr>
                 <w:rStyle w:val="VerbatimChar"/>
                 <w:rFonts w:ascii="Calibri" w:hAnsi="Calibri"/>
+                <w:sz w:val="24"/>
+                <w:szCs w:val="24"/>
               </w:rPr>
               <w:t>pydantic-settings</w:t>
             </w:r>
@@ -3739,11 +4235,15 @@
               <w:spacing w:before="36" w:after="36"/>
               <w:rPr>
                 <w:rFonts w:ascii="Calibri" w:hAnsi="Calibri"/>
-              </w:rPr>
-            </w:pPr>
-            <w:r>
-              <w:rPr>
-                <w:rFonts w:ascii="Calibri" w:hAnsi="Calibri"/>
+                <w:sz w:val="24"/>
+                <w:szCs w:val="24"/>
+              </w:rPr>
+            </w:pPr>
+            <w:r>
+              <w:rPr>
+                <w:rFonts w:ascii="Calibri" w:hAnsi="Calibri"/>
+                <w:sz w:val="24"/>
+                <w:szCs w:val="24"/>
               </w:rPr>
               <w:t>Dependency management</w:t>
             </w:r>
@@ -3764,12 +4264,16 @@
               <w:rPr>
                 <w:rStyle w:val="VerbatimChar"/>
                 <w:rFonts w:ascii="Calibri" w:hAnsi="Calibri"/>
+                <w:sz w:val="24"/>
+                <w:szCs w:val="24"/>
               </w:rPr>
               <w:t>uv</w:t>
             </w:r>
             <w:r>
               <w:rPr>
                 <w:rFonts w:ascii="Calibri" w:hAnsi="Calibri"/>
+                <w:sz w:val="24"/>
+                <w:szCs w:val="24"/>
               </w:rPr>
               <w:t xml:space="preserve"> + </w:t>
             </w:r>
@@ -3777,12 +4281,16 @@
               <w:rPr>
                 <w:rStyle w:val="VerbatimChar"/>
                 <w:rFonts w:ascii="Calibri" w:hAnsi="Calibri"/>
+                <w:sz w:val="24"/>
+                <w:szCs w:val="24"/>
               </w:rPr>
               <w:t>pyproject.toml</w:t>
             </w:r>
             <w:r>
               <w:rPr>
                 <w:rFonts w:ascii="Calibri" w:hAnsi="Calibri"/>
+                <w:sz w:val="24"/>
+                <w:szCs w:val="24"/>
               </w:rPr>
               <w:t xml:space="preserve">; reproducible with </w:t>
             </w:r>
@@ -3790,6 +4298,8 @@
               <w:rPr>
                 <w:rStyle w:val="VerbatimChar"/>
                 <w:rFonts w:ascii="Calibri" w:hAnsi="Calibri"/>
+                <w:sz w:val="24"/>
+                <w:szCs w:val="24"/>
               </w:rPr>
               <w:t>uv sync</w:t>
             </w:r>
@@ -3809,11 +4319,15 @@
               <w:spacing w:before="36" w:after="36"/>
               <w:rPr>
                 <w:rFonts w:ascii="Calibri" w:hAnsi="Calibri"/>
-              </w:rPr>
-            </w:pPr>
-            <w:r>
-              <w:rPr>
-                <w:rFonts w:ascii="Calibri" w:hAnsi="Calibri"/>
+                <w:sz w:val="24"/>
+                <w:szCs w:val="24"/>
+              </w:rPr>
+            </w:pPr>
+            <w:r>
+              <w:rPr>
+                <w:rFonts w:ascii="Calibri" w:hAnsi="Calibri"/>
+                <w:sz w:val="24"/>
+                <w:szCs w:val="24"/>
               </w:rPr>
               <w:t>CI</w:t>
             </w:r>
@@ -3833,6 +4347,8 @@
             <w:r>
               <w:rPr>
                 <w:rFonts w:ascii="Calibri" w:hAnsi="Calibri"/>
+                <w:sz w:val="24"/>
+                <w:szCs w:val="24"/>
               </w:rPr>
               <w:t xml:space="preserve">GitHub Actions: </w:t>
             </w:r>
@@ -3840,12 +4356,16 @@
               <w:rPr>
                 <w:rStyle w:val="VerbatimChar"/>
                 <w:rFonts w:ascii="Calibri" w:hAnsi="Calibri"/>
+                <w:sz w:val="24"/>
+                <w:szCs w:val="24"/>
               </w:rPr>
               <w:t>ruff</w:t>
             </w:r>
             <w:r>
               <w:rPr>
                 <w:rFonts w:ascii="Calibri" w:hAnsi="Calibri"/>
+                <w:sz w:val="24"/>
+                <w:szCs w:val="24"/>
               </w:rPr>
               <w:t xml:space="preserve"> lint + </w:t>
             </w:r>
@@ -3853,12 +4373,16 @@
               <w:rPr>
                 <w:rStyle w:val="VerbatimChar"/>
                 <w:rFonts w:ascii="Calibri" w:hAnsi="Calibri"/>
+                <w:sz w:val="24"/>
+                <w:szCs w:val="24"/>
               </w:rPr>
               <w:t>pytest</w:t>
             </w:r>
             <w:r>
               <w:rPr>
                 <w:rFonts w:ascii="Calibri" w:hAnsi="Calibri"/>
+                <w:sz w:val="24"/>
+                <w:szCs w:val="24"/>
               </w:rPr>
               <w:t xml:space="preserve"> on push and PR to </w:t>
             </w:r>
@@ -3866,6 +4390,8 @@
               <w:rPr>
                 <w:rStyle w:val="VerbatimChar"/>
                 <w:rFonts w:ascii="Calibri" w:hAnsi="Calibri"/>
+                <w:sz w:val="24"/>
+                <w:szCs w:val="24"/>
               </w:rPr>
               <w:t>main</w:t>
             </w:r>
@@ -3885,11 +4411,15 @@
               <w:spacing w:before="36" w:after="36"/>
               <w:rPr>
                 <w:rFonts w:ascii="Calibri" w:hAnsi="Calibri"/>
-              </w:rPr>
-            </w:pPr>
-            <w:r>
-              <w:rPr>
-                <w:rFonts w:ascii="Calibri" w:hAnsi="Calibri"/>
+                <w:sz w:val="24"/>
+                <w:szCs w:val="24"/>
+              </w:rPr>
+            </w:pPr>
+            <w:r>
+              <w:rPr>
+                <w:rFonts w:ascii="Calibri" w:hAnsi="Calibri"/>
+                <w:sz w:val="24"/>
+                <w:szCs w:val="24"/>
               </w:rPr>
               <w:t>Testing</w:t>
             </w:r>
@@ -3910,12 +4440,16 @@
               <w:rPr>
                 <w:rStyle w:val="VerbatimChar"/>
                 <w:rFonts w:ascii="Calibri" w:hAnsi="Calibri"/>
+                <w:sz w:val="24"/>
+                <w:szCs w:val="24"/>
               </w:rPr>
               <w:t>pytest</w:t>
             </w:r>
             <w:r>
               <w:rPr>
                 <w:rFonts w:ascii="Calibri" w:hAnsi="Calibri"/>
+                <w:sz w:val="24"/>
+                <w:szCs w:val="24"/>
               </w:rPr>
               <w:t xml:space="preserve"> with synthetic 50-row fixtures; no real data required in CI</w:t>
             </w:r>
@@ -3935,11 +4469,15 @@
               <w:spacing w:before="36" w:after="36"/>
               <w:rPr>
                 <w:rFonts w:ascii="Calibri" w:hAnsi="Calibri"/>
-              </w:rPr>
-            </w:pPr>
-            <w:r>
-              <w:rPr>
-                <w:rFonts w:ascii="Calibri" w:hAnsi="Calibri"/>
+                <w:sz w:val="24"/>
+                <w:szCs w:val="24"/>
+              </w:rPr>
+            </w:pPr>
+            <w:r>
+              <w:rPr>
+                <w:rFonts w:ascii="Calibri" w:hAnsi="Calibri"/>
+                <w:sz w:val="24"/>
+                <w:szCs w:val="24"/>
               </w:rPr>
               <w:t>Infrastructure assumptions</w:t>
             </w:r>
@@ -3956,11 +4494,15 @@
               <w:spacing w:before="36" w:after="36"/>
               <w:rPr>
                 <w:rFonts w:ascii="Calibri" w:hAnsi="Calibri"/>
-              </w:rPr>
-            </w:pPr>
-            <w:r>
-              <w:rPr>
-                <w:rFonts w:ascii="Calibri" w:hAnsi="Calibri"/>
+                <w:sz w:val="24"/>
+                <w:szCs w:val="24"/>
+              </w:rPr>
+            </w:pPr>
+            <w:r>
+              <w:rPr>
+                <w:rFonts w:ascii="Calibri" w:hAnsi="Calibri"/>
+                <w:sz w:val="24"/>
+                <w:szCs w:val="24"/>
               </w:rPr>
               <w:t>A Linux server or cloud VM with Python 3.12 and access to the council’s data exports is sufficient. No GPU, no container orchestration, no streaming infrastructure required for batch operation</w:t>
             </w:r>
@@ -4195,9 +4737,9 @@
               <w:spacing w:lineRule="auto" w:line="240" w:before="0" w:after="0"/>
               <w:rPr>
                 <w:rFonts w:ascii="Calibri" w:hAnsi="Calibri" w:eastAsia="ＭＳ ゴシック" w:cs="" w:asciiTheme="majorHAnsi" w:cstheme="majorBidi" w:eastAsiaTheme="majorEastAsia" w:hAnsiTheme="majorHAnsi"/>
-                <w:b w:val="false"/>
-                <w:b w:val="false"/>
-                <w:bCs w:val="false"/>
+                <w:b/>
+                <w:b/>
+                <w:bCs/>
                 <w:sz w:val="24"/>
                 <w:szCs w:val="24"/>
               </w:rPr>
@@ -4205,8 +4747,8 @@
             <w:r>
               <w:rPr>
                 <w:rFonts w:eastAsia="ＭＳ ゴシック" w:cs="" w:cstheme="majorBidi" w:eastAsiaTheme="majorEastAsia" w:ascii="Calibri" w:hAnsi="Calibri"/>
-                <w:b w:val="false"/>
-                <w:bCs w:val="false"/>
+                <w:b/>
+                <w:bCs/>
                 <w:sz w:val="24"/>
                 <w:szCs w:val="24"/>
               </w:rPr>
@@ -4225,9 +4767,9 @@
               <w:spacing w:lineRule="auto" w:line="240" w:before="0" w:after="0"/>
               <w:rPr>
                 <w:rFonts w:ascii="Calibri" w:hAnsi="Calibri" w:eastAsia="ＭＳ ゴシック" w:cs="" w:asciiTheme="majorHAnsi" w:cstheme="majorBidi" w:eastAsiaTheme="majorEastAsia" w:hAnsiTheme="majorHAnsi"/>
-                <w:b w:val="false"/>
-                <w:b w:val="false"/>
-                <w:bCs w:val="false"/>
+                <w:b/>
+                <w:b/>
+                <w:bCs/>
                 <w:sz w:val="24"/>
                 <w:szCs w:val="24"/>
               </w:rPr>
@@ -4235,8 +4777,8 @@
             <w:r>
               <w:rPr>
                 <w:rFonts w:eastAsia="ＭＳ ゴシック" w:cs="" w:cstheme="majorBidi" w:eastAsiaTheme="majorEastAsia" w:ascii="Calibri" w:hAnsi="Calibri"/>
-                <w:b w:val="false"/>
-                <w:bCs w:val="false"/>
+                <w:b/>
+                <w:bCs/>
                 <w:sz w:val="24"/>
                 <w:szCs w:val="24"/>
               </w:rPr>
@@ -4255,9 +4797,9 @@
               <w:spacing w:lineRule="auto" w:line="240" w:before="0" w:after="0"/>
               <w:rPr>
                 <w:rFonts w:ascii="Calibri" w:hAnsi="Calibri" w:eastAsia="ＭＳ ゴシック" w:cs="" w:asciiTheme="majorHAnsi" w:cstheme="majorBidi" w:eastAsiaTheme="majorEastAsia" w:hAnsiTheme="majorHAnsi"/>
-                <w:b w:val="false"/>
-                <w:b w:val="false"/>
-                <w:bCs w:val="false"/>
+                <w:b/>
+                <w:b/>
+                <w:bCs/>
                 <w:sz w:val="24"/>
                 <w:szCs w:val="24"/>
               </w:rPr>
@@ -4265,8 +4807,8 @@
             <w:r>
               <w:rPr>
                 <w:rFonts w:eastAsia="ＭＳ ゴシック" w:cs="" w:cstheme="majorBidi" w:eastAsiaTheme="majorEastAsia" w:ascii="Calibri" w:hAnsi="Calibri"/>
-                <w:b w:val="false"/>
-                <w:bCs w:val="false"/>
+                <w:b/>
+                <w:bCs/>
                 <w:sz w:val="24"/>
                 <w:szCs w:val="24"/>
               </w:rPr>
@@ -5330,6 +5872,96 @@
                 <w:szCs w:val="24"/>
               </w:rPr>
               <w:t>—</w:t>
+            </w:r>
+          </w:p>
+        </w:tc>
+      </w:tr>
+      <w:tr>
+        <w:trPr/>
+        <w:tc>
+          <w:tcPr>
+            <w:tcW w:w="1935" w:type="dxa"/>
+            <w:tcBorders/>
+          </w:tcPr>
+          <w:p>
+            <w:pPr>
+              <w:pStyle w:val="Normal"/>
+              <w:spacing w:lineRule="auto" w:line="240" w:before="0" w:after="0"/>
+              <w:rPr>
+                <w:rFonts w:ascii="Calibri" w:hAnsi="Calibri" w:eastAsia="ＭＳ ゴシック" w:cs="" w:asciiTheme="majorHAnsi" w:cstheme="majorBidi" w:eastAsiaTheme="majorEastAsia" w:hAnsiTheme="majorHAnsi"/>
+                <w:b w:val="false"/>
+                <w:b w:val="false"/>
+                <w:bCs w:val="false"/>
+                <w:sz w:val="24"/>
+                <w:szCs w:val="24"/>
+              </w:rPr>
+            </w:pPr>
+            <w:r>
+              <w:rPr>
+                <w:rFonts w:eastAsia="ＭＳ ゴシック" w:cs="" w:cstheme="majorBidi" w:eastAsiaTheme="majorEastAsia" w:ascii="Calibri" w:hAnsi="Calibri"/>
+                <w:b w:val="false"/>
+                <w:bCs w:val="false"/>
+                <w:sz w:val="24"/>
+                <w:szCs w:val="24"/>
+              </w:rPr>
+            </w:r>
+          </w:p>
+        </w:tc>
+        <w:tc>
+          <w:tcPr>
+            <w:tcW w:w="3675" w:type="dxa"/>
+            <w:tcBorders/>
+          </w:tcPr>
+          <w:p>
+            <w:pPr>
+              <w:pStyle w:val="Normal"/>
+              <w:spacing w:lineRule="auto" w:line="240" w:before="0" w:after="0"/>
+              <w:rPr>
+                <w:rFonts w:ascii="Calibri" w:hAnsi="Calibri"/>
+                <w:b w:val="false"/>
+                <w:b w:val="false"/>
+                <w:bCs w:val="false"/>
+                <w:sz w:val="24"/>
+                <w:szCs w:val="24"/>
+              </w:rPr>
+            </w:pPr>
+            <w:r>
+              <w:rPr>
+                <w:rFonts w:ascii="Calibri" w:hAnsi="Calibri"/>
+                <w:b w:val="false"/>
+                <w:bCs w:val="false"/>
+                <w:sz w:val="24"/>
+                <w:szCs w:val="24"/>
+              </w:rPr>
+            </w:r>
+          </w:p>
+        </w:tc>
+        <w:tc>
+          <w:tcPr>
+            <w:tcW w:w="3750" w:type="dxa"/>
+            <w:tcBorders/>
+          </w:tcPr>
+          <w:p>
+            <w:pPr>
+              <w:pStyle w:val="Normal"/>
+              <w:spacing w:lineRule="auto" w:line="240" w:before="0" w:after="0"/>
+              <w:rPr>
+                <w:rFonts w:ascii="Calibri" w:hAnsi="Calibri"/>
+                <w:b w:val="false"/>
+                <w:b w:val="false"/>
+                <w:bCs w:val="false"/>
+                <w:sz w:val="24"/>
+                <w:szCs w:val="24"/>
+              </w:rPr>
+            </w:pPr>
+            <w:r>
+              <w:rPr>
+                <w:rFonts w:ascii="Calibri" w:hAnsi="Calibri"/>
+                <w:b w:val="false"/>
+                <w:bCs w:val="false"/>
+                <w:sz w:val="24"/>
+                <w:szCs w:val="24"/>
+              </w:rPr>
             </w:r>
           </w:p>
         </w:tc>
@@ -5483,11 +6115,16 @@
               <w:spacing w:before="36" w:after="36"/>
               <w:rPr>
                 <w:rFonts w:ascii="Calibri" w:hAnsi="Calibri"/>
-              </w:rPr>
-            </w:pPr>
-            <w:r>
-              <w:rPr>
-                <w:rFonts w:ascii="Calibri" w:hAnsi="Calibri"/>
+                <w:b/>
+                <w:b/>
+                <w:bCs/>
+              </w:rPr>
+            </w:pPr>
+            <w:r>
+              <w:rPr>
+                <w:rFonts w:ascii="Calibri" w:hAnsi="Calibri"/>
+                <w:b/>
+                <w:bCs/>
               </w:rPr>
               <w:t>Metric</w:t>
             </w:r>
@@ -5507,11 +6144,16 @@
               <w:spacing w:before="36" w:after="36"/>
               <w:rPr>
                 <w:rFonts w:ascii="Calibri" w:hAnsi="Calibri"/>
-              </w:rPr>
-            </w:pPr>
-            <w:r>
-              <w:rPr>
-                <w:rFonts w:ascii="Calibri" w:hAnsi="Calibri"/>
+                <w:b/>
+                <w:b/>
+                <w:bCs/>
+              </w:rPr>
+            </w:pPr>
+            <w:r>
+              <w:rPr>
+                <w:rFonts w:ascii="Calibri" w:hAnsi="Calibri"/>
+                <w:b/>
+                <w:bCs/>
               </w:rPr>
               <w:t>Rationale</w:t>
             </w:r>
@@ -6203,11 +6845,16 @@
               <w:spacing w:before="36" w:after="36"/>
               <w:rPr>
                 <w:rFonts w:ascii="Calibri" w:hAnsi="Calibri"/>
-              </w:rPr>
-            </w:pPr>
-            <w:r>
-              <w:rPr>
-                <w:rFonts w:ascii="Calibri" w:hAnsi="Calibri"/>
+                <w:b/>
+                <w:b/>
+                <w:bCs/>
+              </w:rPr>
+            </w:pPr>
+            <w:r>
+              <w:rPr>
+                <w:rFonts w:ascii="Calibri" w:hAnsi="Calibri"/>
+                <w:b/>
+                <w:bCs/>
               </w:rPr>
               <w:t>Check</w:t>
             </w:r>
@@ -6227,11 +6874,16 @@
               <w:spacing w:before="36" w:after="36"/>
               <w:rPr>
                 <w:rFonts w:ascii="Calibri" w:hAnsi="Calibri"/>
-              </w:rPr>
-            </w:pPr>
-            <w:r>
-              <w:rPr>
-                <w:rFonts w:ascii="Calibri" w:hAnsi="Calibri"/>
+                <w:b/>
+                <w:b/>
+                <w:bCs/>
+              </w:rPr>
+            </w:pPr>
+            <w:r>
+              <w:rPr>
+                <w:rFonts w:ascii="Calibri" w:hAnsi="Calibri"/>
+                <w:b/>
+                <w:bCs/>
               </w:rPr>
               <w:t>Method</w:t>
             </w:r>
@@ -6251,11 +6903,16 @@
               <w:spacing w:before="36" w:after="36"/>
               <w:rPr>
                 <w:rFonts w:ascii="Calibri" w:hAnsi="Calibri"/>
-              </w:rPr>
-            </w:pPr>
-            <w:r>
-              <w:rPr>
-                <w:rFonts w:ascii="Calibri" w:hAnsi="Calibri"/>
+                <w:b/>
+                <w:b/>
+                <w:bCs/>
+              </w:rPr>
+            </w:pPr>
+            <w:r>
+              <w:rPr>
+                <w:rFonts w:ascii="Calibri" w:hAnsi="Calibri"/>
+                <w:b/>
+                <w:bCs/>
               </w:rPr>
               <w:t>Threshold</w:t>
             </w:r>
@@ -6489,11 +7146,16 @@
               <w:spacing w:before="36" w:after="36"/>
               <w:rPr>
                 <w:rFonts w:ascii="Calibri" w:hAnsi="Calibri"/>
-              </w:rPr>
-            </w:pPr>
-            <w:r>
-              <w:rPr>
-                <w:rFonts w:ascii="Calibri" w:hAnsi="Calibri"/>
+                <w:b/>
+                <w:b/>
+                <w:bCs/>
+              </w:rPr>
+            </w:pPr>
+            <w:r>
+              <w:rPr>
+                <w:rFonts w:ascii="Calibri" w:hAnsi="Calibri"/>
+                <w:b/>
+                <w:bCs/>
               </w:rPr>
               <w:t>Check</w:t>
             </w:r>
@@ -6513,11 +7175,16 @@
               <w:spacing w:before="36" w:after="36"/>
               <w:rPr>
                 <w:rFonts w:ascii="Calibri" w:hAnsi="Calibri"/>
-              </w:rPr>
-            </w:pPr>
-            <w:r>
-              <w:rPr>
-                <w:rFonts w:ascii="Calibri" w:hAnsi="Calibri"/>
+                <w:b/>
+                <w:b/>
+                <w:bCs/>
+              </w:rPr>
+            </w:pPr>
+            <w:r>
+              <w:rPr>
+                <w:rFonts w:ascii="Calibri" w:hAnsi="Calibri"/>
+                <w:b/>
+                <w:bCs/>
               </w:rPr>
               <w:t>Method</w:t>
             </w:r>
@@ -6537,11 +7204,16 @@
               <w:spacing w:before="36" w:after="36"/>
               <w:rPr>
                 <w:rFonts w:ascii="Calibri" w:hAnsi="Calibri"/>
-              </w:rPr>
-            </w:pPr>
-            <w:r>
-              <w:rPr>
-                <w:rFonts w:ascii="Calibri" w:hAnsi="Calibri"/>
+                <w:b/>
+                <w:b/>
+                <w:bCs/>
+              </w:rPr>
+            </w:pPr>
+            <w:r>
+              <w:rPr>
+                <w:rFonts w:ascii="Calibri" w:hAnsi="Calibri"/>
+                <w:b/>
+                <w:bCs/>
               </w:rPr>
               <w:t>Threshold</w:t>
             </w:r>
